--- a/docs/guia_docentes.docx
+++ b/docs/guia_docentes.docx
@@ -73,8 +73,7 @@
         <w:rPr/>
       </w:pPr>
       <w:r>
-        <w:rPr/>
-        <w:t>Instalar dependencias: pip3 install requests pandas biopython (agregar --break-system-packages si el sistema lo pide).</w:t>
+        <w:t>Instalar dependencias: pip3 install -r requirements.txt (o pip3 install requests pandas biopython matplotlib seaborn scikit-learn; agregar --break-system-packages si el sistema lo pide).</w:t>
       </w:r>
     </w:p>
     <w:p>
@@ -87,8 +86,7 @@
         <w:rPr/>
       </w:pPr>
       <w:r>
-        <w:rPr/>
-        <w:t>Correr 01_construir_dataset.py (requiere internet). Genera features_composicion_fisicoquimicos.csv y features_dipeptidos_fisicoquimicos.csv. Tarda un par de minutos.</w:t>
+        <w:t>Correr 01_construir_dataset.py (requiere internet). Genera features_composicion_fisicoquimicos.csv, features_dipeptidos_fisicoquimicos.csv y features_composicion_senales_fisicoquimicos.csv. Tarda un par de minutos.</w:t>
       </w:r>
     </w:p>
     <w:p>
@@ -101,8 +99,7 @@
         <w:rPr/>
       </w:pPr>
       <w:r>
-        <w:rPr/>
-        <w:t>Instalar Orange Data Mining (gratuito, https://orangedatamining.com/download/) si no está ya en las máquinas del laboratorio.</w:t>
+        <w:t>Opcional: correr 02_comparar_representaciones.py (comparación head-to-head), 03_experimentos.py (overfitting, curse of dimensionality y ablación de señales, con test reservado) y 04_esm2_embeddings.py (ESM-2 en CPU/Colab).</w:t>
       </w:r>
     </w:p>
     <w:p>
@@ -116,7 +113,7 @@
       </w:pPr>
       <w:r>
         <w:rPr/>
-        <w:t>Abrir exploracion_docentes_completa.ipynb y correr Kernel → Restart &amp; Run All. Importante: los gráficos que vienen en el notebook por defecto están hechos con datos sintéticos de prueba (para poder entregarlo ya armado); este paso los reemplaza por los gráficos reales.</w:t>
+        <w:t>Instalar Orange Data Mining (gratuito, https://orangedatamining.com/download/) si no está ya en las máquinas del laboratorio.</w:t>
       </w:r>
     </w:p>
     <w:p>
@@ -130,7 +127,7 @@
       </w:pPr>
       <w:r>
         <w:rPr/>
-        <w:t>Abrir bag_of_aminoacidos.ows y dipeptidos.ows una vez para confirmar que todos los widgets cargan bien en la versión de Orange instalada (ver sección de Troubleshooting si falta alguno).</w:t>
+        <w:t>Abrir exploracion_docentes_completa.ipynb y correr Kernel → Restart &amp; Run All. Importante: los gráficos que vienen en el notebook por defecto están hechos con datos sintéticos de prueba (para poder entregarlo ya armado); este paso los reemplaza por los gráficos reales.</w:t>
       </w:r>
     </w:p>
     <w:p>
@@ -143,8 +140,20 @@
         <w:rPr/>
       </w:pPr>
       <w:r>
-        <w:rPr/>
-        <w:t>Repartir a los alumnos: los 2 CSV, exploracion_alumnos.ipynb, bag_of_aminoacidos.ows, dipeptidos.ows, y la guía de alumnos.</w:t>
+        <w:t>Abrir bag_of_aminoacidos.ows, dipeptidos.ows y senales_posicionales.ows una vez para confirmar que todos los widgets cargan bien en la versión de Orange instalada (ver sección de Troubleshooting si falta alguno).</w:t>
+      </w:r>
+    </w:p>
+    <w:p>
+      <w:pPr>
+        <w:pStyle w:val="ListParagraph"/>
+        <w:numPr>
+          <w:ilvl w:val="0"/>
+          <w:numId w:val="1"/>
+        </w:numPr>
+        <w:rPr/>
+      </w:pPr>
+      <w:r>
+        <w:t>Repartir a los alumnos: los 3 CSV, exploracion_alumnos.ipynb, los 3 workflows .ows, y la guía de alumnos.</w:t>
       </w:r>
     </w:p>
     <w:p>
@@ -195,8 +204,7 @@
         <w:rPr/>
       </w:pPr>
       <w:r>
-        <w:rPr/>
-        <w:t>~250 proteínas en total (84/83/83), longitud entre 50 y 500 aminoácidos.</w:t>
+        <w:t>750 proteínas en total (250 por clase), longitud entre 50 y 500 aminoácidos, todas con evidencia experimental a nivel de proteína (UniProt existence:1).</w:t>
       </w:r>
     </w:p>
     <w:p>
@@ -209,8 +217,7 @@
         <w:rPr/>
       </w:pPr>
       <w:r>
-        <w:rPr/>
-        <w:t>Cada CSV incluye accession y sequence al principio (para marcar como meta en Orange, no como features) y localization al final como target.</w:t>
+        <w:t>Los tres CSV incluyen accession y sequence al principio (para marcar como meta en Orange, no como features) y localization al final como target.</w:t>
       </w:r>
     </w:p>
     <w:p>
@@ -219,8 +226,7 @@
         <w:rPr/>
       </w:pPr>
       <w:r>
-        <w:rPr/>
-        <w:t>Referencia: los 10 features fisicoquímicos</w:t>
+        <w:t>Referencia: los features fisicoquímicos (13)</w:t>
       </w:r>
     </w:p>
     <w:p>
@@ -229,8 +235,7 @@
         <w:rPr/>
       </w:pPr>
       <w:r>
-        <w:rPr/>
-        <w:t>Ambos CSV incluyen, además de la composición/dipéptidos, estas 10 columnas calculadas a partir de la secuencia completa con Biopython (ProteinAnalysis). Son justamente los features que en una versión anterior del práctico se le pedían a un asistente de IA que calculara en vivo durante la clase; ahora vienen resueltos por el script, así que esa parte ya no depende de que la IA responda bien en el momento.</w:t>
+        <w:t>Los tres CSV incluyen, además de la composición/dipéptidos/señales, estas 13 columnas calculadas a partir de la secuencia completa con Biopython (ProteinAnalysis). Son justamente los features que en una versión anterior del práctico se le pedían a un asistente de IA que calculara en vivo durante la clase; ahora vienen resueltos por el script.</w:t>
       </w:r>
     </w:p>
     <w:tbl>
@@ -1078,6 +1083,102 @@
           </w:p>
         </w:tc>
       </w:tr>
+      <w:tr>
+        <w:tc>
+          <w:tcPr>
+            <w:tcW w:type="dxa" w:w="2100"/>
+          </w:tcPr>
+          <w:p>
+            <w:r>
+              <w:t>indice_alifatico</w:t>
+            </w:r>
+          </w:p>
+        </w:tc>
+        <w:tc>
+          <w:tcPr>
+            <w:tcW w:type="dxa" w:w="4400"/>
+          </w:tcPr>
+          <w:p>
+            <w:r>
+              <w:t>Índice alifático (Ikai, 1980): termoestabilidad relativa.</w:t>
+            </w:r>
+          </w:p>
+        </w:tc>
+        <w:tc>
+          <w:tcPr>
+            <w:tcW w:type="dxa" w:w="2850"/>
+          </w:tcPr>
+          <w:p>
+            <w:r>
+              <w:t>Alto en proteínas de membrana (ricas en A/V/I/L).</w:t>
+            </w:r>
+          </w:p>
+        </w:tc>
+      </w:tr>
+      <w:tr>
+        <w:tc>
+          <w:tcPr>
+            <w:tcW w:type="dxa" w:w="2100"/>
+          </w:tcPr>
+          <w:p>
+            <w:r>
+              <w:t>fraccion_cargados</w:t>
+            </w:r>
+          </w:p>
+        </w:tc>
+        <w:tc>
+          <w:tcPr>
+            <w:tcW w:type="dxa" w:w="4400"/>
+          </w:tcPr>
+          <w:p>
+            <w:r>
+              <w:t>Fracción de K+R+H+D+E.</w:t>
+            </w:r>
+          </w:p>
+        </w:tc>
+        <w:tc>
+          <w:tcPr>
+            <w:tcW w:type="dxa" w:w="2850"/>
+          </w:tcPr>
+          <w:p>
+            <w:r>
+              <w:t>Señal débil; acompaña a punto isoeléctrico y carga.</w:t>
+            </w:r>
+          </w:p>
+        </w:tc>
+      </w:tr>
+      <w:tr>
+        <w:tc>
+          <w:tcPr>
+            <w:tcW w:type="dxa" w:w="2100"/>
+          </w:tcPr>
+          <w:p>
+            <w:r>
+              <w:t>coef_extincion_molar</w:t>
+            </w:r>
+          </w:p>
+        </w:tc>
+        <w:tc>
+          <w:tcPr>
+            <w:tcW w:type="dxa" w:w="4400"/>
+          </w:tcPr>
+          <w:p>
+            <w:r>
+              <w:t>Coeficiente de extinción molar a 280 nm.</w:t>
+            </w:r>
+          </w:p>
+        </w:tc>
+        <w:tc>
+          <w:tcPr>
+            <w:tcW w:type="dxa" w:w="2850"/>
+          </w:tcPr>
+          <w:p>
+            <w:r>
+              <w:t>Correlacionado con aromaticidad; poco discriminante.</w:t>
+            </w:r>
+          </w:p>
+        </w:tc>
+      </w:tr>
     </w:tbl>
     <w:p>
       <w:pPr>
@@ -1096,6 +1197,428 @@
       <w:r>
         <w:rPr/>
         <w:t>Nota: la columna "Relevancia esperada" es una hipótesis razonada, no un resultado confirmado con este dataset — vale la pena contrastarla con lo que el widget Rank de Orange muestre en la práctica (ver Extensiones opcionales).</w:t>
+      </w:r>
+    </w:p>
+    <w:p>
+      <w:pPr>
+        <w:pStyle w:val="Heading1"/>
+        <w:rPr/>
+      </w:pPr>
+      <w:r>
+        <w:t>Referencia: las señales posicionales (11)</w:t>
+      </w:r>
+    </w:p>
+    <w:p>
+      <w:pPr>
+        <w:pStyle w:val="Normal"/>
+        <w:rPr/>
+      </w:pPr>
+      <w:r>
+        <w:t>El tercer CSV agrega 11 columnas calculadas con heurísticas simples y transparentes, pensadas para aportar información posicional. NO son predictores entrenados.</w:t>
+      </w:r>
+    </w:p>
+    <w:tbl>
+      <w:tblPr>
+        <w:tblW w:type="auto" w:w="0"/>
+        <w:tblLook w:firstColumn="1" w:firstRow="1" w:lastColumn="0" w:lastRow="0" w:noHBand="0" w:noVBand="1" w:val="04A0"/>
+      </w:tblPr>
+      <w:tblGrid>
+        <w:gridCol w:w="3120"/>
+        <w:gridCol w:w="3120"/>
+        <w:gridCol w:w="3120"/>
+      </w:tblGrid>
+      <w:tr>
+        <w:tc>
+          <w:tcPr>
+            <w:tcW w:type="dxa" w:w="3120"/>
+          </w:tcPr>
+          <w:p>
+            <w:r>
+              <w:t>Columna</w:t>
+            </w:r>
+          </w:p>
+        </w:tc>
+        <w:tc>
+          <w:tcPr>
+            <w:tcW w:type="dxa" w:w="3120"/>
+          </w:tcPr>
+          <w:p>
+            <w:r>
+              <w:t>Qué mide</w:t>
+            </w:r>
+          </w:p>
+        </w:tc>
+        <w:tc>
+          <w:tcPr>
+            <w:tcW w:type="dxa" w:w="3120"/>
+          </w:tcPr>
+          <w:p>
+            <w:r>
+              <w:t>Relevancia esperada</w:t>
+            </w:r>
+          </w:p>
+        </w:tc>
+      </w:tr>
+      <w:tr>
+        <w:tc>
+          <w:tcPr>
+            <w:tcW w:type="dxa" w:w="3120"/>
+          </w:tcPr>
+          <w:p>
+            <w:r>
+              <w:t>senal_peptido</w:t>
+            </w:r>
+          </w:p>
+        </w:tc>
+        <w:tc>
+          <w:tcPr>
+            <w:tcW w:type="dxa" w:w="3120"/>
+          </w:tcPr>
+          <w:p>
+            <w:r>
+              <w:t>Región n básica + tramo hidrofóbico N-terminal.</w:t>
+            </w:r>
+          </w:p>
+        </w:tc>
+        <w:tc>
+          <w:tcPr>
+            <w:tcW w:type="dxa" w:w="3120"/>
+          </w:tcPr>
+          <w:p>
+            <w:r>
+              <w:t>Esperable en Membrana (secretoras e integrales tipo I/II).</w:t>
+            </w:r>
+          </w:p>
+        </w:tc>
+      </w:tr>
+      <w:tr>
+        <w:tc>
+          <w:tcPr>
+            <w:tcW w:type="dxa" w:w="3120"/>
+          </w:tcPr>
+          <w:p>
+            <w:r>
+              <w:t>senal_hidrofobicidad_max</w:t>
+            </w:r>
+          </w:p>
+        </w:tc>
+        <w:tc>
+          <w:tcPr>
+            <w:tcW w:type="dxa" w:w="3120"/>
+          </w:tcPr>
+          <w:p>
+            <w:r>
+              <w:t>Máxima hidrofobicidad media en ventanas de 9 del N-terminal.</w:t>
+            </w:r>
+          </w:p>
+        </w:tc>
+        <w:tc>
+          <w:tcPr>
+            <w:tcW w:type="dxa" w:w="3120"/>
+          </w:tcPr>
+          <w:p>
+            <w:r>
+              <w:t>Alto en Membrana.</w:t>
+            </w:r>
+          </w:p>
+        </w:tc>
+      </w:tr>
+      <w:tr>
+        <w:tc>
+          <w:tcPr>
+            <w:tcW w:type="dxa" w:w="3120"/>
+          </w:tcPr>
+          <w:p>
+            <w:r>
+              <w:t>senal_n_basicos</w:t>
+            </w:r>
+          </w:p>
+        </w:tc>
+        <w:tc>
+          <w:tcPr>
+            <w:tcW w:type="dxa" w:w="3120"/>
+          </w:tcPr>
+          <w:p>
+            <w:r>
+              <w:t>K/R en los primeros 5 residuos.</w:t>
+            </w:r>
+          </w:p>
+        </w:tc>
+        <w:tc>
+          <w:tcPr>
+            <w:tcW w:type="dxa" w:w="3120"/>
+          </w:tcPr>
+          <w:p>
+            <w:r>
+              <w:t>Débil por sí sola.</w:t>
+            </w:r>
+          </w:p>
+        </w:tc>
+      </w:tr>
+      <w:tr>
+        <w:tc>
+          <w:tcPr>
+            <w:tcW w:type="dxa" w:w="3120"/>
+          </w:tcPr>
+          <w:p>
+            <w:r>
+              <w:t>nls_monopartita</w:t>
+            </w:r>
+          </w:p>
+        </w:tc>
+        <w:tc>
+          <w:tcPr>
+            <w:tcW w:type="dxa" w:w="3120"/>
+          </w:tcPr>
+          <w:p>
+            <w:r>
+              <w:t>Motivos K(K/R)X(K/R).</w:t>
+            </w:r>
+          </w:p>
+        </w:tc>
+        <w:tc>
+          <w:tcPr>
+            <w:tcW w:type="dxa" w:w="3120"/>
+          </w:tcPr>
+          <w:p>
+            <w:r>
+              <w:t>Esperable en Núcleo.</w:t>
+            </w:r>
+          </w:p>
+        </w:tc>
+      </w:tr>
+      <w:tr>
+        <w:tc>
+          <w:tcPr>
+            <w:tcW w:type="dxa" w:w="3120"/>
+          </w:tcPr>
+          <w:p>
+            <w:r>
+              <w:t>nls_bipartita</w:t>
+            </w:r>
+          </w:p>
+        </w:tc>
+        <w:tc>
+          <w:tcPr>
+            <w:tcW w:type="dxa" w:w="3120"/>
+          </w:tcPr>
+          <w:p>
+            <w:r>
+              <w:t>Dos clusters básicos separados por ~10 residuos.</w:t>
+            </w:r>
+          </w:p>
+        </w:tc>
+        <w:tc>
+          <w:tcPr>
+            <w:tcW w:type="dxa" w:w="3120"/>
+          </w:tcPr>
+          <w:p>
+            <w:r>
+              <w:t>Esperable en Núcleo (menos frecuente).</w:t>
+            </w:r>
+          </w:p>
+        </w:tc>
+      </w:tr>
+      <w:tr>
+        <w:tc>
+          <w:tcPr>
+            <w:tcW w:type="dxa" w:w="3120"/>
+          </w:tcPr>
+          <w:p>
+            <w:r>
+              <w:t>nls_densidad_basica_10</w:t>
+            </w:r>
+          </w:p>
+        </w:tc>
+        <w:tc>
+          <w:tcPr>
+            <w:tcW w:type="dxa" w:w="3120"/>
+          </w:tcPr>
+          <w:p>
+            <w:r>
+              <w:t>Máxima fracción de K/R en ventana de 10.</w:t>
+            </w:r>
+          </w:p>
+        </w:tc>
+        <w:tc>
+          <w:tcPr>
+            <w:tcW w:type="dxa" w:w="3120"/>
+          </w:tcPr>
+          <w:p>
+            <w:r>
+              <w:t>Núcleo.</w:t>
+            </w:r>
+          </w:p>
+        </w:tc>
+      </w:tr>
+      <w:tr>
+        <w:tc>
+          <w:tcPr>
+            <w:tcW w:type="dxa" w:w="3120"/>
+          </w:tcPr>
+          <w:p>
+            <w:r>
+              <w:t>nls_densidad_basica_7</w:t>
+            </w:r>
+          </w:p>
+        </w:tc>
+        <w:tc>
+          <w:tcPr>
+            <w:tcW w:type="dxa" w:w="3120"/>
+          </w:tcPr>
+          <w:p>
+            <w:r>
+              <w:t>Máxima fracción de K/R en ventana de 7.</w:t>
+            </w:r>
+          </w:p>
+        </w:tc>
+        <w:tc>
+          <w:tcPr>
+            <w:tcW w:type="dxa" w:w="3120"/>
+          </w:tcPr>
+          <w:p>
+            <w:r>
+              <w:t>Núcleo.</w:t>
+            </w:r>
+          </w:p>
+        </w:tc>
+      </w:tr>
+      <w:tr>
+        <w:tc>
+          <w:tcPr>
+            <w:tcW w:type="dxa" w:w="3120"/>
+          </w:tcPr>
+          <w:p>
+            <w:r>
+              <w:t>nls_carga_neta_nterm20</w:t>
+            </w:r>
+          </w:p>
+        </w:tc>
+        <w:tc>
+          <w:tcPr>
+            <w:tcW w:type="dxa" w:w="3120"/>
+          </w:tcPr>
+          <w:p>
+            <w:r>
+              <w:t>Carga neta en los primeros 20 residuos.</w:t>
+            </w:r>
+          </w:p>
+        </w:tc>
+        <w:tc>
+          <w:tcPr>
+            <w:tcW w:type="dxa" w:w="3120"/>
+          </w:tcPr>
+          <w:p>
+            <w:r>
+              <w:t>Núcleo (positivo).</w:t>
+            </w:r>
+          </w:p>
+        </w:tc>
+      </w:tr>
+      <w:tr>
+        <w:tc>
+          <w:tcPr>
+            <w:tcW w:type="dxa" w:w="3120"/>
+          </w:tcPr>
+          <w:p>
+            <w:r>
+              <w:t>tmd_alfa_helices</w:t>
+            </w:r>
+          </w:p>
+        </w:tc>
+        <w:tc>
+          <w:tcPr>
+            <w:tcW w:type="dxa" w:w="3120"/>
+          </w:tcPr>
+          <w:p>
+            <w:r>
+              <w:t>Ventanas de 19 residuos con hidrofobicidad media &gt; 1.6.</w:t>
+            </w:r>
+          </w:p>
+        </w:tc>
+        <w:tc>
+          <w:tcPr>
+            <w:tcW w:type="dxa" w:w="3120"/>
+          </w:tcPr>
+          <w:p>
+            <w:r>
+              <w:t>Fuerte en Membrana.</w:t>
+            </w:r>
+          </w:p>
+        </w:tc>
+      </w:tr>
+      <w:tr>
+        <w:tc>
+          <w:tcPr>
+            <w:tcW w:type="dxa" w:w="3120"/>
+          </w:tcPr>
+          <w:p>
+            <w:r>
+              <w:t>tmd_alfa_hidrofobicidad_max</w:t>
+            </w:r>
+          </w:p>
+        </w:tc>
+        <w:tc>
+          <w:tcPr>
+            <w:tcW w:type="dxa" w:w="3120"/>
+          </w:tcPr>
+          <w:p>
+            <w:r>
+              <w:t>Máxima hidrofobicidad media en ventana de 19.</w:t>
+            </w:r>
+          </w:p>
+        </w:tc>
+        <w:tc>
+          <w:tcPr>
+            <w:tcW w:type="dxa" w:w="3120"/>
+          </w:tcPr>
+          <w:p>
+            <w:r>
+              <w:t>Fuerte en Membrana.</w:t>
+            </w:r>
+          </w:p>
+        </w:tc>
+      </w:tr>
+      <w:tr>
+        <w:tc>
+          <w:tcPr>
+            <w:tcW w:type="dxa" w:w="3120"/>
+          </w:tcPr>
+          <w:p>
+            <w:r>
+              <w:t>tmd_beta_momento_hidrofobico</w:t>
+            </w:r>
+          </w:p>
+        </w:tc>
+        <w:tc>
+          <w:tcPr>
+            <w:tcW w:type="dxa" w:w="3120"/>
+          </w:tcPr>
+          <w:p>
+            <w:r>
+              <w:t>Momento hidrofóbico de Eisenberg (160°).</w:t>
+            </w:r>
+          </w:p>
+        </w:tc>
+        <w:tc>
+          <w:tcPr>
+            <w:tcW w:type="dxa" w:w="3120"/>
+          </w:tcPr>
+          <w:p>
+            <w:r>
+              <w:t>Débil/inconclusivo: los beta-barriles son raros en humano.</w:t>
+            </w:r>
+          </w:p>
+        </w:tc>
+      </w:tr>
+    </w:tbl>
+    <w:p>
+      <w:pPr>
+        <w:pStyle w:val="Normal"/>
+        <w:rPr/>
+      </w:pPr>
+      <w:r>
+        <w:t>Limitación importante: estas señales son heurísticas simples, no predictores entrenados. El detector de péptido señal se solapa con anclas de membrana, y el descriptor beta no alcanza porque los beta-barriles de membrana son raros en proteínas humanas. Para una predicción real hay que usar SignalP/DeepSig (péptido señal), DeepTMHMM/TMbed (TMD) y DeepLoc (localización).</w:t>
       </w:r>
     </w:p>
     <w:p>
@@ -1140,15 +1663,7 @@
             <w:shd w:fill="D9E2F3" w:val="clear"/>
           </w:tcPr>
           <w:p>
-            <w:pPr>
-              <w:pStyle w:val="Normal"/>
-              <w:rPr/>
-            </w:pPr>
-            <w:r>
-              <w:rPr>
-                <w:b/>
-                <w:bCs/>
-              </w:rPr>
+            <w:r>
               <w:t>Bloque</w:t>
             </w:r>
           </w:p>
@@ -1165,15 +1680,7 @@
             <w:shd w:fill="D9E2F3" w:val="clear"/>
           </w:tcPr>
           <w:p>
-            <w:pPr>
-              <w:pStyle w:val="Normal"/>
-              <w:rPr/>
-            </w:pPr>
-            <w:r>
-              <w:rPr>
-                <w:b/>
-                <w:bCs/>
-              </w:rPr>
+            <w:r>
               <w:t>Duración</w:t>
             </w:r>
           </w:p>
@@ -1190,15 +1697,7 @@
             <w:shd w:fill="D9E2F3" w:val="clear"/>
           </w:tcPr>
           <w:p>
-            <w:pPr>
-              <w:pStyle w:val="Normal"/>
-              <w:rPr/>
-            </w:pPr>
-            <w:r>
-              <w:rPr>
-                <w:b/>
-                <w:bCs/>
-              </w:rPr>
+            <w:r>
               <w:t>Herramienta</w:t>
             </w:r>
           </w:p>
@@ -1215,15 +1714,7 @@
             <w:shd w:fill="D9E2F3" w:val="clear"/>
           </w:tcPr>
           <w:p>
-            <w:pPr>
-              <w:pStyle w:val="Normal"/>
-              <w:rPr/>
-            </w:pPr>
-            <w:r>
-              <w:rPr>
-                <w:b/>
-                <w:bCs/>
-              </w:rPr>
+            <w:r>
               <w:t>Contenido</w:t>
             </w:r>
           </w:p>
@@ -1242,15 +1733,7 @@
             </w:tcBorders>
           </w:tcPr>
           <w:p>
-            <w:pPr>
-              <w:pStyle w:val="Normal"/>
-              <w:rPr/>
-            </w:pPr>
-            <w:r>
-              <w:rPr>
-                <w:b w:val="false"/>
-                <w:bCs w:val="false"/>
-              </w:rPr>
+            <w:r>
               <w:t>0. Introducción</w:t>
             </w:r>
           </w:p>
@@ -1266,15 +1749,7 @@
             </w:tcBorders>
           </w:tcPr>
           <w:p>
-            <w:pPr>
-              <w:pStyle w:val="Normal"/>
-              <w:rPr/>
-            </w:pPr>
-            <w:r>
-              <w:rPr>
-                <w:b w:val="false"/>
-                <w:bCs w:val="false"/>
-              </w:rPr>
+            <w:r>
               <w:t>10 min</w:t>
             </w:r>
           </w:p>
@@ -1290,15 +1765,7 @@
             </w:tcBorders>
           </w:tcPr>
           <w:p>
-            <w:pPr>
-              <w:pStyle w:val="Normal"/>
-              <w:rPr/>
-            </w:pPr>
-            <w:r>
-              <w:rPr>
-                <w:b w:val="false"/>
-                <w:bCs w:val="false"/>
-              </w:rPr>
+            <w:r>
               <w:t>-</w:t>
             </w:r>
           </w:p>
@@ -1314,15 +1781,7 @@
             </w:tcBorders>
           </w:tcPr>
           <w:p>
-            <w:pPr>
-              <w:pStyle w:val="Normal"/>
-              <w:rPr/>
-            </w:pPr>
-            <w:r>
-              <w:rPr>
-                <w:b w:val="false"/>
-                <w:bCs w:val="false"/>
-              </w:rPr>
+            <w:r>
               <w:t>Contexto del problema, dataset, y organización de la clase.</w:t>
             </w:r>
           </w:p>
@@ -1341,15 +1800,7 @@
             </w:tcBorders>
           </w:tcPr>
           <w:p>
-            <w:pPr>
-              <w:pStyle w:val="Normal"/>
-              <w:rPr/>
-            </w:pPr>
-            <w:r>
-              <w:rPr>
-                <w:b w:val="false"/>
-                <w:bCs w:val="false"/>
-              </w:rPr>
+            <w:r>
               <w:t>1. Exploración de datos con IA</w:t>
             </w:r>
           </w:p>
@@ -1365,16 +1816,8 @@
             </w:tcBorders>
           </w:tcPr>
           <w:p>
-            <w:pPr>
-              <w:pStyle w:val="Normal"/>
-              <w:rPr/>
-            </w:pPr>
-            <w:r>
-              <w:rPr>
-                <w:b w:val="false"/>
-                <w:bCs w:val="false"/>
-              </w:rPr>
-              <w:t>70 min</w:t>
+            <w:r>
+              <w:t>50 min</w:t>
             </w:r>
           </w:p>
         </w:tc>
@@ -1389,15 +1832,7 @@
             </w:tcBorders>
           </w:tcPr>
           <w:p>
-            <w:pPr>
-              <w:pStyle w:val="Normal"/>
-              <w:rPr/>
-            </w:pPr>
-            <w:r>
-              <w:rPr>
-                <w:b w:val="false"/>
-                <w:bCs w:val="false"/>
-              </w:rPr>
+            <w:r>
               <w:t>Python (notebook)</w:t>
             </w:r>
           </w:p>
@@ -1413,16 +1848,8 @@
             </w:tcBorders>
           </w:tcPr>
           <w:p>
-            <w:pPr>
-              <w:pStyle w:val="Normal"/>
-              <w:rPr/>
-            </w:pPr>
-            <w:r>
-              <w:rPr>
-                <w:b w:val="false"/>
-                <w:bCs w:val="false"/>
-              </w:rPr>
-              <w:t>5 gráficos exploratorios generados con ayuda de IA.</w:t>
+            <w:r>
+              <w:t>6 gráficos exploratorios generados con ayuda de IA.</w:t>
             </w:r>
           </w:p>
         </w:tc>
@@ -1440,15 +1867,7 @@
             </w:tcBorders>
           </w:tcPr>
           <w:p>
-            <w:pPr>
-              <w:pStyle w:val="Normal"/>
-              <w:rPr/>
-            </w:pPr>
-            <w:r>
-              <w:rPr>
-                <w:b w:val="false"/>
-                <w:bCs w:val="false"/>
-              </w:rPr>
+            <w:r>
               <w:t>2. Clasificación: bag de aminoácidos</w:t>
             </w:r>
           </w:p>
@@ -1464,16 +1883,8 @@
             </w:tcBorders>
           </w:tcPr>
           <w:p>
-            <w:pPr>
-              <w:pStyle w:val="Normal"/>
-              <w:rPr/>
-            </w:pPr>
-            <w:r>
-              <w:rPr>
-                <w:b w:val="false"/>
-                <w:bCs w:val="false"/>
-              </w:rPr>
-              <w:t>50 min</w:t>
+            <w:r>
+              <w:t>40 min</w:t>
             </w:r>
           </w:p>
         </w:tc>
@@ -1488,15 +1899,7 @@
             </w:tcBorders>
           </w:tcPr>
           <w:p>
-            <w:pPr>
-              <w:pStyle w:val="Normal"/>
-              <w:rPr/>
-            </w:pPr>
-            <w:r>
-              <w:rPr>
-                <w:b w:val="false"/>
-                <w:bCs w:val="false"/>
-              </w:rPr>
+            <w:r>
               <w:t>Orange</w:t>
             </w:r>
           </w:p>
@@ -1512,15 +1915,7 @@
             </w:tcBorders>
           </w:tcPr>
           <w:p>
-            <w:pPr>
-              <w:pStyle w:val="Normal"/>
-              <w:rPr/>
-            </w:pPr>
-            <w:r>
-              <w:rPr>
-                <w:b w:val="false"/>
-                <w:bCs w:val="false"/>
-              </w:rPr>
+            <w:r>
               <w:t>features_composicion_fisicoquimicos.csv, 3 modelos.</w:t>
             </w:r>
           </w:p>
@@ -1539,15 +1934,7 @@
             </w:tcBorders>
           </w:tcPr>
           <w:p>
-            <w:pPr>
-              <w:pStyle w:val="Normal"/>
-              <w:rPr/>
-            </w:pPr>
-            <w:r>
-              <w:rPr>
-                <w:b w:val="false"/>
-                <w:bCs w:val="false"/>
-              </w:rPr>
+            <w:r>
               <w:t>3. Clasificación: dipéptidos</w:t>
             </w:r>
           </w:p>
@@ -1563,16 +1950,8 @@
             </w:tcBorders>
           </w:tcPr>
           <w:p>
-            <w:pPr>
-              <w:pStyle w:val="Normal"/>
-              <w:rPr/>
-            </w:pPr>
-            <w:r>
-              <w:rPr>
-                <w:b w:val="false"/>
-                <w:bCs w:val="false"/>
-              </w:rPr>
-              <w:t>50 min</w:t>
+            <w:r>
+              <w:t>40 min</w:t>
             </w:r>
           </w:p>
         </w:tc>
@@ -1587,15 +1966,7 @@
             </w:tcBorders>
           </w:tcPr>
           <w:p>
-            <w:pPr>
-              <w:pStyle w:val="Normal"/>
-              <w:rPr/>
-            </w:pPr>
-            <w:r>
-              <w:rPr>
-                <w:b w:val="false"/>
-                <w:bCs w:val="false"/>
-              </w:rPr>
+            <w:r>
               <w:t>Orange</w:t>
             </w:r>
           </w:p>
@@ -1611,21 +1982,55 @@
             </w:tcBorders>
           </w:tcPr>
           <w:p>
-            <w:pPr>
-              <w:pStyle w:val="Normal"/>
-              <w:rPr/>
-            </w:pPr>
-            <w:r>
-              <w:rPr>
-                <w:b w:val="false"/>
-                <w:bCs w:val="false"/>
-              </w:rPr>
+            <w:r>
               <w:t>features_dipeptidos_fisicoquimicos.csv, 3 modelos.</w:t>
             </w:r>
           </w:p>
         </w:tc>
       </w:tr>
       <w:tr>
+        <w:tc>
+          <w:tcPr>
+            <w:tcW w:type="dxa" w:w="2200"/>
+          </w:tcPr>
+          <w:p>
+            <w:r>
+              <w:t>4. Clasificación: señales posicionales</w:t>
+            </w:r>
+          </w:p>
+        </w:tc>
+        <w:tc>
+          <w:tcPr>
+            <w:tcW w:type="dxa" w:w="1000"/>
+          </w:tcPr>
+          <w:p>
+            <w:r>
+              <w:t>40 min</w:t>
+            </w:r>
+          </w:p>
+        </w:tc>
+        <w:tc>
+          <w:tcPr>
+            <w:tcW w:type="dxa" w:w="1600"/>
+          </w:tcPr>
+          <w:p>
+            <w:r>
+              <w:t>Orange</w:t>
+            </w:r>
+          </w:p>
+        </w:tc>
+        <w:tc>
+          <w:tcPr>
+            <w:tcW w:type="dxa" w:w="4549"/>
+          </w:tcPr>
+          <w:p>
+            <w:r>
+              <w:t>features_composicion_senales_fisicoquimicos.csv, 3 modelos + Rank.</w:t>
+            </w:r>
+          </w:p>
+        </w:tc>
+      </w:tr>
+      <w:tr>
         <w:trPr/>
         <w:tc>
           <w:tcPr>
@@ -1638,16 +2043,8 @@
             </w:tcBorders>
           </w:tcPr>
           <w:p>
-            <w:pPr>
-              <w:pStyle w:val="Normal"/>
-              <w:rPr/>
-            </w:pPr>
-            <w:r>
-              <w:rPr>
-                <w:b w:val="false"/>
-                <w:bCs w:val="false"/>
-              </w:rPr>
-              <w:t>4. Comparación final y discusión</w:t>
+            <w:r>
+              <w:t>5. Overfitting y curse of dimensionality</w:t>
             </w:r>
           </w:p>
         </w:tc>
@@ -1662,16 +2059,8 @@
             </w:tcBorders>
           </w:tcPr>
           <w:p>
-            <w:pPr>
-              <w:pStyle w:val="Normal"/>
-              <w:rPr/>
-            </w:pPr>
-            <w:r>
-              <w:rPr>
-                <w:b w:val="false"/>
-                <w:bCs w:val="false"/>
-              </w:rPr>
-              <w:t>60 min</w:t>
+            <w:r>
+              <w:t>30 min</w:t>
             </w:r>
           </w:p>
         </w:tc>
@@ -1686,40 +2075,66 @@
             </w:tcBorders>
           </w:tcPr>
           <w:p>
-            <w:pPr>
-              <w:pStyle w:val="Normal"/>
-              <w:rPr/>
-            </w:pPr>
-            <w:r>
-              <w:rPr>
-                <w:b w:val="false"/>
-                <w:bCs w:val="false"/>
-              </w:rPr>
+            <w:r>
+              <w:t>Python (script/notebook)</w:t>
+            </w:r>
+          </w:p>
+        </w:tc>
+        <w:tc>
+          <w:tcPr>
+            <w:tcW w:w="4549" w:type="dxa"/>
+            <w:tcBorders>
+              <w:top w:val="single" w:sz="4" w:space="0" w:color="000000"/>
+              <w:left w:val="single" w:sz="4" w:space="0" w:color="000000"/>
+              <w:bottom w:val="single" w:sz="4" w:space="0" w:color="000000"/>
+              <w:right w:val="single" w:sz="4" w:space="0" w:color="000000"/>
+            </w:tcBorders>
+          </w:tcPr>
+          <w:p>
+            <w:r>
+              <w:t>F1 en train vs test; más features con pocas muestras (data/03_experimentos.py).</w:t>
+            </w:r>
+          </w:p>
+        </w:tc>
+      </w:tr>
+      <w:tr>
+        <w:tc>
+          <w:tcPr>
+            <w:tcW w:type="dxa" w:w="2200"/>
+          </w:tcPr>
+          <w:p>
+            <w:r>
+              <w:t>6. Comparación final y discusión</w:t>
+            </w:r>
+          </w:p>
+        </w:tc>
+        <w:tc>
+          <w:tcPr>
+            <w:tcW w:type="dxa" w:w="1000"/>
+          </w:tcPr>
+          <w:p>
+            <w:r>
+              <w:t>30 min</w:t>
+            </w:r>
+          </w:p>
+        </w:tc>
+        <w:tc>
+          <w:tcPr>
+            <w:tcW w:type="dxa" w:w="1600"/>
+          </w:tcPr>
+          <w:p>
+            <w:r>
               <w:t>Informe</w:t>
             </w:r>
           </w:p>
         </w:tc>
         <w:tc>
           <w:tcPr>
-            <w:tcW w:w="4549" w:type="dxa"/>
-            <w:tcBorders>
-              <w:top w:val="single" w:sz="4" w:space="0" w:color="000000"/>
-              <w:left w:val="single" w:sz="4" w:space="0" w:color="000000"/>
-              <w:bottom w:val="single" w:sz="4" w:space="0" w:color="000000"/>
-              <w:right w:val="single" w:sz="4" w:space="0" w:color="000000"/>
-            </w:tcBorders>
-          </w:tcPr>
-          <w:p>
-            <w:pPr>
-              <w:pStyle w:val="Normal"/>
-              <w:rPr/>
-            </w:pPr>
-            <w:r>
-              <w:rPr>
-                <w:b w:val="false"/>
-                <w:bCs w:val="false"/>
-              </w:rPr>
-              <w:t>Tabla comparativa, análisis de errores, discusión.</w:t>
+            <w:tcW w:type="dxa" w:w="4549"/>
+          </w:tcPr>
+          <w:p>
+            <w:r>
+              <w:t>Tabla comparativa, análisis de errores, discusión y ESM-2 (opcional).</w:t>
             </w:r>
           </w:p>
         </w:tc>
@@ -1741,8 +2156,7 @@
         <w:rPr/>
       </w:pPr>
       <w:r>
-        <w:rPr/>
-        <w:t>Este es el punto más importante de esta guía. Con este dataset y estas representaciones, es esperable — y deseable pedagógicamente — que los dipéptidos NO mejoren respecto a la composición simple, e incluso que empeoren levemente. No es un error del práctico ni algo que haya que "arreglar": es el resultado que motiva la discusión más rica de la clase.</w:t>
+        <w:t>Este es el punto más importante de esta guía. Con el dataset ampliado (750 proteínas) y las señales posicionales explícitas, el resultado esperado es: los dipéptidos NO mejoran respecto a la composición simple (~0.70 vs ~0.71), pero la representación de señales SÍ mejora (accuracy ~0.75, F1 de Membrana ~0.87). Es decir: no es que el práctico no tenga arreglo, es que había que representar la posición de un motivo biológico, no solo contar fragmentos. El script 02_comparar_representaciones.py reproduce además el resultado original a ~250 proteínas: a ese tamaño, dipéptidos + fisicoquímicos (0.703) tampoco supera a composición + fisicoquímicos (0.710), así que la mejora de las señales no depende de haber agrandado el dataset.</w:t>
       </w:r>
     </w:p>
     <w:p>
@@ -1768,8 +2182,7 @@
         <w:rPr/>
       </w:pPr>
       <w:r>
-        <w:rPr/>
-        <w:t>Curse of dimensionality: ~250 proteínas contra ~410 features de la representación de dipéptidos (bastante menos por fold de cross-validation). Cuando el número de features se acerca al número de muestras, los modelos tienden a sobreajustar.</w:t>
+        <w:t>La relación features/muestras es desfavorable (750 proteínas contra ~413 features de dipéptidos), pero los experimentos de data/03_experimentos.py muestran que NO es la causa principal: reducir a los 50 dipéptidos más informativos no ayuda, y agregar datos (hasta 3000 de entrenamiento) no cierra la brecha. El techo es que ninguna representación de tipo bolsa codifica posición.</w:t>
       </w:r>
     </w:p>
     <w:p>
@@ -1796,8 +2209,7 @@
         <w:rPr/>
       </w:pPr>
       <w:r>
-        <w:rPr/>
-        <w:t>Más profundo aún: ni reduciendo la dimensionalidad (selección de features, agrupar aminoácidos en un alfabeto reducido) ni agregando composición del extremo N-terminal se logró superar a la composición simple en nuestras pruebas. Esto sugiere que el techo no está en el tamaño de la representación sino en que NINGUNA representación de tipo bag/conteo (por más chica o más grande que sea) codifica POSICIÓN. Lo que distingue biológicamente a Núcleo de Citoplasma es sobre todo una señal de localización nuclear (NLS) — un motivo corto en una posición específica — y eso se pierde en cualquier variante de "bolsa de fragmentos", conserve 20, 36 o 400 categorías.</w:t>
+        <w:t>Más profundo aún: ninguna representación de tipo bag/conteo (composición, dipéptidos, alfabeto reducido) codifica POSICIÓN. Lo que distingue biológicamente a Núcleo de Citoplasma es sobre todo una señal de localización nuclear (NLS) — un motivo corto en una posición específica. La quinta representación del práctico (señales) sí detecta motivos posicionales y por eso es la única que mueve la aguja por encima de la composición.</w:t>
       </w:r>
     </w:p>
     <w:p>
@@ -1810,8 +2222,7 @@
         <w:rPr/>
       </w:pPr>
       <w:r>
-        <w:rPr/>
-        <w:t>Membrana debería ser la clase más fácil de clasificar en ambas representaciones: la hidrofobicidad promedio es una señal fuerte y casi linealmente separable.</w:t>
+        <w:t>Membrana debería ser la clase más fácil de clasificar: la hidrofobicidad promedio y las señales de TMD/péptido señal son fuertes y casi linealmente separables.</w:t>
       </w:r>
     </w:p>
     <w:p>
@@ -1824,8 +2235,7 @@
         <w:rPr/>
       </w:pPr>
       <w:r>
-        <w:rPr/>
-        <w:t>Núcleo vs. Citoplasma va a ser el par que más se confunda, por la razón anterior (NLS no capturable sin posición).</w:t>
+        <w:t>Núcleo vs. Citoplasma va a ser el par que más se confunda. Sin señales posicionales (composición, dipéptidos) es el más difícil; con los NLS la confusión baja algo, pero no desaparece.</w:t>
       </w:r>
     </w:p>
     <w:p>
@@ -1844,8 +2254,7 @@
         <w:rPr/>
       </w:pPr>
       <w:r>
-        <w:rPr/>
-        <w:t>Guía de discusión (Bloque 4)</w:t>
+        <w:t>Guía de discusión (Bloque 6)</w:t>
       </w:r>
     </w:p>
     <w:p>
@@ -1868,8 +2277,7 @@
         <w:rPr/>
       </w:pPr>
       <w:r>
-        <w:rPr/>
-        <w:t>¿Qué representación tuvo mejor desempeño? — Esperable: composición ≥ dipéptidos. Si a algún grupo le da lo contrario, pedirles que muestren la magnitud de la diferencia.</w:t>
+        <w:t>¿Qué representación tuvo mejor desempeño? — Esperable: señales &gt; composición ≥ dipéptidos. Si un grupo obtiene lo contrario, pedirles que muestren la magnitud de la diferencia.</w:t>
       </w:r>
     </w:p>
     <w:p>
@@ -1896,8 +2304,7 @@
         <w:rPr/>
       </w:pPr>
       <w:r>
-        <w:rPr/>
-        <w:t>¿Qué clases se confunden más? — Esperable: Núcleo/Citoplasma. Conectar con la explicación de NLS y falta de información posicional.</w:t>
+        <w:t>¿Qué clases se confunden más? — Esperable: Núcleo/Citoplasma sigue siendo el par más difícil, pero con los NLS la confusión baja algo. Conectar con la idea de información posicional.</w:t>
       </w:r>
     </w:p>
     <w:p>
@@ -1910,20 +2317,7 @@
         <w:rPr/>
       </w:pPr>
       <w:r>
-        <w:rPr/>
-        <w:t xml:space="preserve">Proteínas mal clasificadas. </w:t>
-      </w:r>
-      <w:r>
-        <w:rPr/>
-        <w:t>B</w:t>
-      </w:r>
-      <w:r>
-        <w:rPr/>
-        <w:t xml:space="preserve">uscar </w:t>
-      </w:r>
-      <w:r>
-        <w:rPr/>
-        <w:t>ejemplos mediante la matriz de confusión y un scatterplot. ¿Tine sentido que el modelo se equivoque?</w:t>
+        <w:t>Proteínas mal clasificadas. Buscar ejemplos mediante la matriz de confusión y un scatterplot. ¿Tiene sentido que el modelo se equivoque?</w:t>
       </w:r>
     </w:p>
     <w:p>
@@ -1950,8 +2344,70 @@
         <w:rPr/>
       </w:pPr>
       <w:r>
-        <w:rPr/>
-        <w:t>Qué representación propondrían — no hay una respuesta única; buena oportunidad para mencionar (sin necesariamente implementarlo) one-hot encoding + CNN, que sí preserva la secuencia completa y es el camino natural para superar este techo. Ver sección de extensiones más abajo.</w:t>
+        <w:t>Qué representación propondrían — ahora el práctico ya incluye una respuesta posible (señales biológicas explícitas). Para seguir superando el techo: embeddings de ESM-2 u one-hot + CNN, que preservan toda la secuencia. Ver Extensiones opcionales.</w:t>
+      </w:r>
+    </w:p>
+    <w:p>
+      <w:pPr>
+        <w:pStyle w:val="Heading1"/>
+        <w:rPr/>
+      </w:pPr>
+      <w:r>
+        <w:t>Preguntas abiertas (respuestas)</w:t>
+      </w:r>
+    </w:p>
+    <w:p>
+      <w:pPr>
+        <w:pStyle w:val="Normal"/>
+        <w:rPr/>
+      </w:pPr>
+      <w:r>
+        <w:t>El script data/03_experimentos.py corre tres demostraciones con un test reservado:</w:t>
+      </w:r>
+    </w:p>
+    <w:p>
+      <w:pPr>
+        <w:pStyle w:val="Normal"/>
+        <w:rPr/>
+      </w:pPr>
+      <w:r>
+        <w:t>¿Curse of dimensionality y overfitting? Sí, y se muestran comparando el F1 en train (resustitución) con el F1 en test. Con 250 proteínas los dipéptidos memorizan (F1 train 1.000, test 0.656; brecha 0.34) y agregar features sube el F1 de train hacia 1 mientras el de test se estanca (~0.63). Más datos reducen la brecha (0.34 a n=250, 0.12 a n=3000).</w:t>
+      </w:r>
+    </w:p>
+    <w:p>
+      <w:pPr>
+        <w:pStyle w:val="Normal"/>
+        <w:rPr/>
+      </w:pPr>
+      <w:r>
+        <w:t>Pero la dimensionalidad no es toda la historia: con 3000 proteínas los dipéptidos no alcanzan a las señales, y con 250 quedan por debajo de la composición, como en el práctico original. La causa dominante es la representación (falta de posición).</w:t>
+      </w:r>
+    </w:p>
+    <w:p>
+      <w:pPr>
+        <w:pStyle w:val="Normal"/>
+        <w:rPr/>
+      </w:pPr>
+      <w:r>
+        <w:t>Test reservado: se entrena con 3000 proteínas (1000 por clase) y se evalúa en un test balanceado de 375 (125 por clase) que el modelo nunca ve. Balanced accuracy: composición 0.749, dipéptidos 0.763, señales 0.816.</w:t>
+      </w:r>
+    </w:p>
+    <w:p>
+      <w:pPr>
+        <w:pStyle w:val="Normal"/>
+        <w:rPr/>
+      </w:pPr>
+      <w:r>
+        <w:t>¿Qué familia de señales hace el trabajo pesado? El TMD alfa-hélice: lleva Membrana vs resto de 0.83 a 0.90 y es lo que más sube el global (0.79). La NLS es la única que mejora Núcleo vs Citoplasma (0.79 a 0.81). El péptido señal ayuda a Membrana, pero menos. El TMD beta no aporta nada (los beta-barriles son raros en humano). Las tres familias juntas superan a cualquiera sola.</w:t>
+      </w:r>
+    </w:p>
+    <w:p>
+      <w:pPr>
+        <w:pStyle w:val="Normal"/>
+        <w:rPr/>
+      </w:pPr>
+      <w:r>
+        <w:t>¿Y ESM-2? Implementado en data/04_esm2_embeddings.py y en el notebook notebooks/esm2_embeddings_colab.ipynb. Embeddings congelados + regresión logística, corriendo en CPU (Colab): balanced accuracy 0.853 con el modelo de 8M, por encima de las features hechas a mano (0.816). No hace falta un modelo más grande.</w:t>
       </w:r>
     </w:p>
     <w:p>
@@ -1999,6 +2455,42 @@
       </w:pPr>
       <w:r>
         <w:rPr/>
+      </w:r>
+    </w:p>
+    <w:p>
+      <w:pPr>
+        <w:pStyle w:val="Heading1"/>
+        <w:rPr/>
+      </w:pPr>
+      <w:r>
+        <w:t>Extensiones opcionales</w:t>
+      </w:r>
+    </w:p>
+    <w:p>
+      <w:pPr>
+        <w:pStyle w:val="ListParagraph"/>
+        <w:rPr/>
+      </w:pPr>
+      <w:r>
+        <w:t>Reemplazar las heurísticas de señales por predictores entrenados: SignalP/DeepSig (péptido señal), DeepTMHMM/TMbed (TMD, incluidos beta-barriles) y DeepLoc (localización). Comparar heurística simple vs modelo entrenado es una buena discusión.</w:t>
+      </w:r>
+    </w:p>
+    <w:p>
+      <w:pPr>
+        <w:pStyle w:val="ListParagraph"/>
+        <w:rPr/>
+      </w:pPr>
+      <w:r>
+        <w:t>Ajustar fino (fine-tuning) un ESM-2 chico en vez de usarlo congelado + clasificador lineal (en CPU es caro; requiere GPU o un modelo muy chico).</w:t>
+      </w:r>
+    </w:p>
+    <w:p>
+      <w:pPr>
+        <w:pStyle w:val="ListParagraph"/>
+        <w:rPr/>
+      </w:pPr>
+      <w:r>
+        <w:t>One-hot encoding + CNN sobre la secuencia completa, con un dataset más grande.</w:t>
       </w:r>
     </w:p>
     <w:sectPr>

--- a/docs/guia_docentes.docx
+++ b/docs/guia_docentes.docx
@@ -2371,7 +2371,7 @@
         <w:rPr/>
       </w:pPr>
       <w:r>
-        <w:t>¿Curse of dimensionality y overfitting? Sí, y se muestran comparando el F1 en train (resustitución) con el F1 en test. Con 250 proteínas los dipéptidos memorizan (F1 train 1.000, test 0.656; brecha 0.34) y agregar features sube el F1 de train hacia 1 mientras el de test se estanca (~0.63). Más datos reducen la brecha (0.34 a n=250, 0.12 a n=3000).</w:t>
+        <w:t>¿Curse of dimensionality y overfitting? Sí, y se muestran comparando el F1 en train (resustitución) con el F1 en test. Con 250 proteínas los dipéptidos memorizan (F1 train 1.000, test 0.656; brecha 0.34). El Random Forest regularizado (min_samples_leaf=10, max_depth=8, min_samples_split=10, max_leaf_nodes=16) baja la brecha de ~0.26 (sin límites, train=1.000) a ~0.1 (n=250) y ~0.01 (n=3000), a costa de 1-3 puntos de test.</w:t>
       </w:r>
     </w:p>
     <w:p>

--- a/docs/guia_docentes.docx
+++ b/docs/guia_docentes.docx
@@ -2092,7 +2092,7 @@
           </w:tcPr>
           <w:p>
             <w:r>
-              <w:t>F1 en train vs test; más features con pocas muestras (data/03_experimentos.py).</w:t>
+              <w:t>F1 en train vs test; más features con pocas muestras. Sección 7 del notebook de alumnos + data/03_experimentos.py.</w:t>
             </w:r>
           </w:p>
         </w:tc>

--- a/docs/guia_docentes.docx
+++ b/docs/guia_docentes.docx
@@ -2371,7 +2371,7 @@
         <w:rPr/>
       </w:pPr>
       <w:r>
-        <w:t>¿Curse of dimensionality y overfitting? Sí, y se muestran comparando el F1 en train (resustitución) con el F1 en test. Con 250 proteínas los dipéptidos memorizan (F1 train 1.000, test 0.656; brecha 0.34). El Random Forest regularizado (min_samples_leaf=10, max_depth=8, min_samples_split=10, max_leaf_nodes=16) baja la brecha de ~0.26 (sin límites, train=1.000) a ~0.1 (n=250) y ~0.01 (n=3000), a costa de 1-3 puntos de test.</w:t>
+        <w:t>¿Curse of dimensionality y overfitting? Sí, y se muestran comparando el F1 en train (resustitución) con el F1 en test. Usamos un Random Forest con límites (min_samples_leaf=10, max_depth=8, min_samples_split=10, max_leaf_nodes=16) para reducir el overfitting; aun así la brecha persiste, y es mayor con pocas muestras y en la representación compleja (los 413 dipéptidos frente a las 20 de composición).</w:t>
       </w:r>
     </w:p>
     <w:p>

--- a/docs/guia_docentes.docx
+++ b/docs/guia_docentes.docx
@@ -41,6 +41,15 @@
       <w:r>
         <w:rPr/>
         <w:t>Recorrer el flujo completo de un problema de Machine Learning aplicado a un problema biológico real: datos → representación numérica → modelo → evaluación → discusión. La idea central que atraviesa todo el práctico es que el desempeño de un sistema de ML depende tanto de la representación elegida como del algoritmo — y, como van a ver, en este caso particular depende mucho más de lo primero que de lo segundo.</w:t>
+      </w:r>
+    </w:p>
+    <w:p>
+      <w:pPr>
+        <w:pStyle w:val="Normal"/>
+        <w:rPr/>
+      </w:pPr>
+      <w:r>
+        <w:t>La guía de alumnos ahora incluye, para cada bloque, una breve introducción a los conceptos necesarios y preguntas guía. Esta guía de docentes funciona como referencia de las respuestas esperadas y de los mensajes que conviene dejar claros al cierre de cada bloque.</w:t>
       </w:r>
     </w:p>
     <w:p>
@@ -2408,6 +2417,80 @@
       </w:pPr>
       <w:r>
         <w:t>¿Y ESM-2? Implementado en data/04_esm2_embeddings.py y en el notebook notebooks/esm2_embeddings_colab.ipynb. Embeddings congelados + regresión logística, corriendo en CPU (Colab): balanced accuracy 0.853 con el modelo de 8M, por encima de las features hechas a mano (0.816). No hace falta un modelo más grande.</w:t>
+      </w:r>
+    </w:p>
+    <w:p>
+      <w:pPr>
+        <w:pStyle w:val="Heading1"/>
+        <w:rPr/>
+      </w:pPr>
+      <w:r>
+        <w:t>Mensajes para llevarse (cierre)</w:t>
+      </w:r>
+    </w:p>
+    <w:p>
+      <w:pPr>
+        <w:pStyle w:val="ListParagraph"/>
+        <w:numPr>
+          <w:ilvl w:val="0"/>
+          <w:numId w:val="5"/>
+        </w:numPr>
+        <w:rPr/>
+      </w:pPr>
+      <w:r>
+        <w:t>La forma de representar los datos importa tanto o más que el algoritmo elegido.</w:t>
+      </w:r>
+    </w:p>
+    <w:p>
+      <w:pPr>
+        <w:pStyle w:val="ListParagraph"/>
+        <w:numPr>
+          <w:ilvl w:val="0"/>
+          <w:numId w:val="5"/>
+        </w:numPr>
+        <w:rPr/>
+      </w:pPr>
+      <w:r>
+        <w:t>Más features no es mejor: con pocas muestras, agregar variables puede empeorar el resultado (overfitting).</w:t>
+      </w:r>
+    </w:p>
+    <w:p>
+      <w:pPr>
+        <w:pStyle w:val="ListParagraph"/>
+        <w:numPr>
+          <w:ilvl w:val="0"/>
+          <w:numId w:val="5"/>
+        </w:numPr>
+        <w:rPr/>
+      </w:pPr>
+      <w:r>
+        <w:t>Lo que movió la aguja fue incorporar biología conocida y posicional (TMD, NLS, péptido señal), no sumar más conteos.</w:t>
+      </w:r>
+    </w:p>
+    <w:p>
+      <w:pPr>
+        <w:pStyle w:val="ListParagraph"/>
+        <w:numPr>
+          <w:ilvl w:val="0"/>
+          <w:numId w:val="5"/>
+        </w:numPr>
+        <w:rPr/>
+      </w:pPr>
+      <w:r>
+        <w:t>Evaluar siempre en datos que el modelo no vio, y mirar F1 y la Confusion Matrix, no sólo accuracy.</w:t>
+      </w:r>
+    </w:p>
+    <w:p>
+      <w:pPr>
+        <w:pStyle w:val="ListParagraph"/>
+        <w:numPr>
+          <w:ilvl w:val="0"/>
+          <w:numId w:val="5"/>
+        </w:numPr>
+        <w:rPr/>
+      </w:pPr>
+      <w:r>
+        <w:t>Los modelos de lenguaje de proteínas (ESM-2) aprenden la representación solos y hoy son el estado del arte; la ingeniería de features sigue siendo válida, pero ya no es el único camino.</w:t>
       </w:r>
     </w:p>
     <w:p>
